--- a/templates/APAC_EY_Shortlisted_Candidate_Profile_Template.docx
+++ b/templates/APAC_EY_Shortlisted_Candidate_Profile_Template.docx
@@ -1664,38 +1664,6 @@
       <w:pPr>
         <w:spacing w:after="0" w:line="240" w:lineRule="auto"/>
         <w:ind w:right="26"/>
-        <w:jc w:val="both"/>
-        <w:rPr>
-          <w:rFonts w:ascii="Raleway Medium" w:eastAsia="Calibri" w:hAnsi="Raleway Medium" w:cs="Calibri"/>
-          <w:color w:val="222229"/>
-          <w:sz w:val="36"/>
-          <w:szCs w:val="32"/>
-          <w:lang w:eastAsia="en-GB"/>
-        </w:rPr>
-      </w:pPr>
-      <w:r>
-        <w:rPr>
-          <w:rFonts w:ascii="Raleway Medium" w:eastAsia="Calibri" w:hAnsi="Raleway Medium" w:cs="Calibri"/>
-          <w:i/>
-          <w:color w:val="FF0000"/>
-          <w:lang w:eastAsia="en-GB"/>
-        </w:rPr>
-        <w:t>[please note – wherever possible we should be using their own CV, when not possible we produce a profile from publicly available information following format below]</w:t>
-      </w:r>
-      <w:r>
-        <w:rPr>
-          <w:rFonts w:ascii="Raleway Medium" w:eastAsia="Calibri" w:hAnsi="Raleway Medium" w:cs="Calibri"/>
-          <w:i/>
-          <w:color w:val="222229"/>
-          <w:lang w:eastAsia="en-GB"/>
-        </w:rPr>
-        <w:t xml:space="preserve"> </w:t>
-      </w:r>
-    </w:p>
-    <w:p>
-      <w:pPr>
-        <w:spacing w:after="0" w:line="240" w:lineRule="auto"/>
-        <w:ind w:right="26"/>
         <w:rPr>
           <w:rFonts w:ascii="Raleway Medium" w:eastAsia="Calibri" w:hAnsi="Raleway Medium" w:cs="Times New Roman"/>
           <w:color w:val="222229"/>
@@ -1789,6 +1757,7 @@
     <w:p>
       <w:pPr>
         <w:pStyle w:val="SHHeading"/>
+        <w:pageBreakBefore/>
         <w:spacing w:line="240" w:lineRule="auto"/>
         <w:ind w:left="0" w:right="26"/>
         <w:rPr>
@@ -1891,6 +1860,28 @@
           <w:color w:val="222229"/>
         </w:rPr>
         <w:t xml:space="preserve">{{EDU_1_DEGREE}}</w:t>
+      </w:r>
+    </w:p>
+    <w:p>
+      <w:pPr>
+        <w:tabs>
+          <w:tab w:val="right" w:pos="9720"/>
+        </w:tabs>
+        <w:spacing w:after="0" w:line="240" w:lineRule="auto"/>
+        <w:ind w:right="26"/>
+        <w:jc w:val="both"/>
+        <w:rPr>
+          <w:rFonts w:ascii="Raleway Medium" w:eastAsia="Calibri" w:hAnsi="Raleway Medium" w:cs="Times New Roman"/>
+          <w:color w:val="222229"/>
+          <w:lang w:eastAsia="en-GB"/>
+        </w:rPr>
+      </w:pPr>
+      <w:r>
+        <w:rPr>
+          <w:rFonts w:ascii="Raleway Medium" w:hAnsi="Raleway Medium"/>
+          <w:color w:val="222229"/>
+        </w:rPr>
+        <w:t>{{EDU_1_BULLETS}}</w:t>
       </w:r>
     </w:p>
     <w:p>
@@ -1949,6 +1940,28 @@
           <w:color w:val="222229"/>
         </w:rPr>
         <w:t xml:space="preserve">{{EDU_2_DEGREE}}</w:t>
+      </w:r>
+    </w:p>
+    <w:p>
+      <w:pPr>
+        <w:tabs>
+          <w:tab w:val="right" w:pos="9720"/>
+        </w:tabs>
+        <w:spacing w:after="0" w:line="240" w:lineRule="auto"/>
+        <w:ind w:right="26"/>
+        <w:jc w:val="both"/>
+        <w:rPr>
+          <w:rFonts w:ascii="Raleway Medium" w:eastAsia="Calibri" w:hAnsi="Raleway Medium" w:cs="Times New Roman"/>
+          <w:color w:val="222229"/>
+          <w:lang w:eastAsia="en-GB"/>
+        </w:rPr>
+      </w:pPr>
+      <w:r>
+        <w:rPr>
+          <w:rFonts w:ascii="Raleway Medium" w:hAnsi="Raleway Medium"/>
+          <w:color w:val="222229"/>
+        </w:rPr>
+        <w:t>{{EDU_2_BULLETS}}</w:t>
       </w:r>
     </w:p>
     <w:p>
@@ -2864,7 +2877,7 @@
         <w:sz w:val="32"/>
         <w:szCs w:val="32"/>
       </w:rPr>
-      <w:t>[Candidate Name]</w:t>
+      <w:t>{{CANDIDATE_NAME}}</w:t>
     </w:r>
   </w:p>
 </w:hdr>

--- a/templates/APAC_EY_Shortlisted_Candidate_Profile_Template.docx
+++ b/templates/APAC_EY_Shortlisted_Candidate_Profile_Template.docx
@@ -214,7 +214,7 @@
       <w:r>
         <w:rPr>
           <w:rFonts w:ascii="Raleway Medium" w:hAnsi="Raleway Medium"/>
-          <w:color w:val="FF0000"/>
+          <w:color w:val="147689"/>
           <w:sz w:val="32"/>
           <w:szCs w:val="32"/>
         </w:rPr>
@@ -271,7 +271,7 @@
       <w:r>
         <w:rPr>
           <w:rFonts w:ascii="Raleway Medium" w:hAnsi="Raleway Medium"/>
-          <w:color w:val="012249"/>
+          <w:color w:val="147689"/>
           <w:sz w:val="32"/>
           <w:szCs w:val="32"/>
         </w:rPr>
@@ -327,11 +327,20 @@
       <w:r>
         <w:rPr>
           <w:rFonts w:ascii="Raleway Medium" w:hAnsi="Raleway Medium"/>
-          <w:color w:val="012249"/>
+          <w:color w:val="147689"/>
           <w:sz w:val="32"/>
           <w:szCs w:val="32"/>
         </w:rPr>
-        <w:t>Candidate: {{CANDIDATE_NAME}}</w:t>
+        <w:t xml:space="preserve">Candidate: </w:t>
+      </w:r>
+      <w:r>
+        <w:rPr>
+          <w:rFonts w:ascii="Raleway Medium" w:hAnsi="Raleway Medium"/>
+          <w:color w:val="222229"/>
+          <w:sz w:val="32"/>
+          <w:szCs w:val="32"/>
+        </w:rPr>
+        <w:t>{{CANDIDATE_NAME}}</w:t>
       </w:r>
     </w:p>
     <w:p>
@@ -366,11 +375,20 @@
       <w:r>
         <w:rPr>
           <w:rFonts w:ascii="Raleway Medium" w:hAnsi="Raleway Medium"/>
-          <w:color w:val="012249"/>
+          <w:color w:val="147689"/>
           <w:sz w:val="32"/>
           <w:szCs w:val="32"/>
         </w:rPr>
-        <w:t>Current Role: {{CURRENT_TITLE}}</w:t>
+        <w:t xml:space="preserve">Current Role: </w:t>
+      </w:r>
+      <w:r>
+        <w:rPr>
+          <w:rFonts w:ascii="Raleway Medium" w:hAnsi="Raleway Medium"/>
+          <w:color w:val="222229"/>
+          <w:sz w:val="32"/>
+          <w:szCs w:val="32"/>
+        </w:rPr>
+        <w:t>{{CURRENT_TITLE}}</w:t>
       </w:r>
     </w:p>
     <w:p>
@@ -405,11 +423,20 @@
       <w:r>
         <w:rPr>
           <w:rFonts w:ascii="Raleway Medium" w:hAnsi="Raleway Medium"/>
-          <w:color w:val="012249"/>
+          <w:color w:val="147689"/>
           <w:sz w:val="32"/>
           <w:szCs w:val="32"/>
         </w:rPr>
-        <w:t>Current Employer: {{CURRENT_EMPLOYER}}</w:t>
+        <w:t xml:space="preserve">Current Employer: </w:t>
+      </w:r>
+      <w:r>
+        <w:rPr>
+          <w:rFonts w:ascii="Raleway Medium" w:hAnsi="Raleway Medium"/>
+          <w:color w:val="222229"/>
+          <w:sz w:val="32"/>
+          <w:szCs w:val="32"/>
+        </w:rPr>
+        <w:t>{{CURRENT_EMPLOYER}}</w:t>
       </w:r>
     </w:p>
     <w:p>
@@ -454,11 +481,20 @@
       <w:r>
         <w:rPr>
           <w:rFonts w:ascii="Raleway Medium" w:hAnsi="Raleway Medium"/>
-          <w:color w:val="012249"/>
+          <w:color w:val="147689"/>
           <w:sz w:val="32"/>
           <w:szCs w:val="32"/>
         </w:rPr>
-        <w:t>Date: {{PROFILE_DATE}}</w:t>
+        <w:t xml:space="preserve">Date: </w:t>
+      </w:r>
+      <w:r>
+        <w:rPr>
+          <w:rFonts w:ascii="Raleway Medium" w:hAnsi="Raleway Medium"/>
+          <w:color w:val="222229"/>
+          <w:sz w:val="32"/>
+          <w:szCs w:val="32"/>
+        </w:rPr>
+        <w:t>{{PROFILE_DATE}}</w:t>
       </w:r>
     </w:p>
     <w:p>
@@ -494,7 +530,7 @@
       <w:r>
         <w:rPr>
           <w:rFonts w:ascii="Raleway Medium" w:hAnsi="Raleway Medium"/>
-          <w:color w:val="012249"/>
+          <w:color w:val="147689"/>
           <w:sz w:val="32"/>
           <w:szCs w:val="32"/>
         </w:rPr>
@@ -503,7 +539,7 @@
       <w:r>
         <w:rPr>
           <w:rFonts w:ascii="Raleway Medium" w:hAnsi="Raleway Medium"/>
-          <w:color w:val="FF0000"/>
+          <w:color w:val="222229"/>
           <w:sz w:val="32"/>
           <w:szCs w:val="32"/>
         </w:rPr>
@@ -1837,7 +1873,15 @@
           <w:rFonts w:ascii="Raleway Medium" w:hAnsi="Raleway Medium"/>
           <w:color w:val="222229"/>
         </w:rPr>
-        <w:t xml:space="preserve">{{EDU_1_INSTITUTION}}   {{EDU_1_START}} – {{EDU_1_END}}</w:t>
+        <w:t xml:space="preserve">{{EDU_1_INSTITUTION}}</w:t>
+      </w:r>
+      <w:r>
+        <w:rPr>
+          <w:rFonts w:ascii="Raleway Medium" w:hAnsi="Raleway Medium"/>
+          <w:color w:val="222229"/>
+        </w:rPr>
+        <w:tab/>
+        <w:t xml:space="preserve">{{EDU_1_START}} – {{EDU_1_END}}</w:t>
       </w:r>
     </w:p>
     <w:p>
@@ -1918,7 +1962,15 @@
           <w:rFonts w:ascii="Raleway Medium" w:hAnsi="Raleway Medium"/>
           <w:color w:val="222229"/>
         </w:rPr>
-        <w:t xml:space="preserve">{{EDU_2_INSTITUTION}}   {{EDU_2_START}} – {{EDU_2_END}}</w:t>
+        <w:t xml:space="preserve">{{EDU_2_INSTITUTION}}</w:t>
+      </w:r>
+      <w:r>
+        <w:rPr>
+          <w:rFonts w:ascii="Raleway Medium" w:hAnsi="Raleway Medium"/>
+          <w:color w:val="222229"/>
+        </w:rPr>
+        <w:tab/>
+        <w:t xml:space="preserve">{{EDU_2_START}} – {{EDU_2_END}}</w:t>
       </w:r>
     </w:p>
     <w:p>
@@ -2035,7 +2087,15 @@
           <w:rFonts w:ascii="Raleway Medium" w:hAnsi="Raleway Medium"/>
           <w:color w:val="222229"/>
         </w:rPr>
-        <w:t xml:space="preserve">{{QUAL_1_TEXT}}   {{QUAL_1_START}} – {{QUAL_1_END}}</w:t>
+        <w:t xml:space="preserve">{{QUAL_1_TEXT}}</w:t>
+      </w:r>
+      <w:r>
+        <w:rPr>
+          <w:rFonts w:ascii="Raleway Medium" w:hAnsi="Raleway Medium"/>
+          <w:color w:val="222229"/>
+        </w:rPr>
+        <w:tab/>
+        <w:t xml:space="preserve">{{QUAL_1_START}} – {{QUAL_1_END}}</w:t>
       </w:r>
     </w:p>
     <w:p>
@@ -2094,7 +2154,15 @@
           <w:rFonts w:ascii="Raleway Medium" w:hAnsi="Raleway Medium"/>
           <w:color w:val="222229"/>
         </w:rPr>
-        <w:t xml:space="preserve">{{QUAL_2_TEXT}}   {{QUAL_2_START}} – {{QUAL_2_END}}</w:t>
+        <w:t xml:space="preserve">{{QUAL_2_TEXT}}</w:t>
+      </w:r>
+      <w:r>
+        <w:rPr>
+          <w:rFonts w:ascii="Raleway Medium" w:hAnsi="Raleway Medium"/>
+          <w:color w:val="222229"/>
+        </w:rPr>
+        <w:tab/>
+        <w:t xml:space="preserve">{{QUAL_2_START}} – {{QUAL_2_END}}</w:t>
       </w:r>
     </w:p>
     <w:p>
